--- a/report_template/template_main/gBRCA_CustomEdition_XAJDY_v2.4.2.docx
+++ b/report_template/template_main/gBRCA_CustomEdition_XAJDY_v2.4.2.docx
@@ -1,6 +1,6 @@
 
 <file path=word/document.xml><?xml version="1.0" encoding="utf-8"?>
-<w:document xmlns:wpc="http://schemas.microsoft.com/office/word/2010/wordprocessingCanvas" xmlns:cx="http://schemas.microsoft.com/office/drawing/2014/chartex" xmlns:cx1="http://schemas.microsoft.com/office/drawing/2015/9/8/chartex" xmlns:cx2="http://schemas.microsoft.com/office/drawing/2015/10/21/chartex" xmlns:cx3="http://schemas.microsoft.com/office/drawing/2016/5/9/chartex" xmlns:cx4="http://schemas.microsoft.com/office/drawing/2016/5/10/chartex" xmlns:cx5="http://schemas.microsoft.com/office/drawing/2016/5/11/chartex" xmlns:cx6="http://schemas.microsoft.com/office/drawing/2016/5/12/chartex" xmlns:cx7="http://schemas.microsoft.com/office/drawing/2016/5/13/chartex" xmlns:cx8="http://schemas.microsoft.com/office/drawing/2016/5/14/chartex" xmlns:mc="http://schemas.openxmlformats.org/markup-compatibility/2006" xmlns:aink="http://schemas.microsoft.com/office/drawing/2016/ink" xmlns:am3d="http://schemas.microsoft.com/office/drawing/2017/model3d" xmlns:o="urn:schemas-microsoft-com:office:office" xmlns:r="http://schemas.openxmlformats.org/officeDocument/2006/relationships" xmlns:m="http://schemas.openxmlformats.org/officeDocument/2006/math" xmlns:v="urn:schemas-microsoft-com:vml" xmlns:wp14="http://schemas.microsoft.com/office/word/2010/wordprocessingDrawing" xmlns:wp="http://schemas.openxmlformats.org/drawingml/2006/wordprocessingDrawing" xmlns:w10="urn:schemas-microsoft-com:office:word" xmlns:w="http://schemas.openxmlformats.org/wordprocessingml/2006/main" xmlns:w14="http://schemas.microsoft.com/office/word/2010/wordml" xmlns:w15="http://schemas.microsoft.com/office/word/2012/wordml" xmlns:w16cex="http://schemas.microsoft.com/office/word/2018/wordml/cex" xmlns:w16cid="http://schemas.microsoft.com/office/word/2016/wordml/cid" xmlns:w16="http://schemas.microsoft.com/office/word/2018/wordml" xmlns:w16sdtdh="http://schemas.microsoft.com/office/word/2020/wordml/sdtdatahash" xmlns:w16se="http://schemas.microsoft.com/office/word/2015/wordml/symex" xmlns:wpg="http://schemas.microsoft.com/office/word/2010/wordprocessingGroup" xmlns:wpi="http://schemas.microsoft.com/office/word/2010/wordprocessingInk" xmlns:wne="http://schemas.microsoft.com/office/word/2006/wordml" xmlns:wps="http://schemas.microsoft.com/office/word/2010/wordprocessingShape" mc:Ignorable="w14 w15 w16se w16cid w16 w16cex w16sdtdh wp14">
+<w:document xmlns:wpc="http://schemas.microsoft.com/office/word/2010/wordprocessingCanvas" xmlns:cx="http://schemas.microsoft.com/office/drawing/2014/chartex" xmlns:cx1="http://schemas.microsoft.com/office/drawing/2015/9/8/chartex" xmlns:cx2="http://schemas.microsoft.com/office/drawing/2015/10/21/chartex" xmlns:cx3="http://schemas.microsoft.com/office/drawing/2016/5/9/chartex" xmlns:cx4="http://schemas.microsoft.com/office/drawing/2016/5/10/chartex" xmlns:cx5="http://schemas.microsoft.com/office/drawing/2016/5/11/chartex" xmlns:cx6="http://schemas.microsoft.com/office/drawing/2016/5/12/chartex" xmlns:cx7="http://schemas.microsoft.com/office/drawing/2016/5/13/chartex" xmlns:cx8="http://schemas.microsoft.com/office/drawing/2016/5/14/chartex" xmlns:mc="http://schemas.openxmlformats.org/markup-compatibility/2006" xmlns:aink="http://schemas.microsoft.com/office/drawing/2016/ink" xmlns:am3d="http://schemas.microsoft.com/office/drawing/2017/model3d" xmlns:o="urn:schemas-microsoft-com:office:office" xmlns:oel="http://schemas.microsoft.com/office/2019/extlst" xmlns:r="http://schemas.openxmlformats.org/officeDocument/2006/relationships" xmlns:m="http://schemas.openxmlformats.org/officeDocument/2006/math" xmlns:v="urn:schemas-microsoft-com:vml" xmlns:wp14="http://schemas.microsoft.com/office/word/2010/wordprocessingDrawing" xmlns:wp="http://schemas.openxmlformats.org/drawingml/2006/wordprocessingDrawing" xmlns:w10="urn:schemas-microsoft-com:office:word" xmlns:w="http://schemas.openxmlformats.org/wordprocessingml/2006/main" xmlns:w14="http://schemas.microsoft.com/office/word/2010/wordml" xmlns:w15="http://schemas.microsoft.com/office/word/2012/wordml" xmlns:w16cex="http://schemas.microsoft.com/office/word/2018/wordml/cex" xmlns:w16cid="http://schemas.microsoft.com/office/word/2016/wordml/cid" xmlns:w16="http://schemas.microsoft.com/office/word/2018/wordml" xmlns:w16sdtdh="http://schemas.microsoft.com/office/word/2020/wordml/sdtdatahash" xmlns:w16se="http://schemas.microsoft.com/office/word/2015/wordml/symex" xmlns:wpg="http://schemas.microsoft.com/office/word/2010/wordprocessingGroup" xmlns:wpi="http://schemas.microsoft.com/office/word/2010/wordprocessingInk" xmlns:wne="http://schemas.microsoft.com/office/word/2006/wordml" xmlns:wps="http://schemas.microsoft.com/office/word/2010/wordprocessingShape" mc:Ignorable="w14 w15 w16se w16cid w16 w16cex w16sdtdh wp14">
   <w:body>
     <w:tbl>
       <w:tblPr>
@@ -787,25 +787,7 @@
                 <w:sz w:val="24"/>
                 <w:szCs w:val="24"/>
               </w:rPr>
-              <w:t xml:space="preserve">%}{{ </w:t>
-            </w:r>
-            <w:proofErr w:type="spellStart"/>
-            <w:r>
-              <w:rPr>
-                <w:rFonts w:ascii="Times New Roman" w:hAnsi="Times New Roman"/>
-                <w:sz w:val="24"/>
-                <w:szCs w:val="24"/>
-              </w:rPr>
-              <w:t>sample.outpatient_service_no</w:t>
-            </w:r>
-            <w:proofErr w:type="spellEnd"/>
-            <w:r>
-              <w:rPr>
-                <w:rFonts w:ascii="Times New Roman" w:hAnsi="Times New Roman"/>
-                <w:sz w:val="24"/>
-                <w:szCs w:val="24"/>
-              </w:rPr>
-              <w:t>}}{%else%}{%endif%}</w:t>
+              <w:t>%}{{ sample.outpatient_service_no}}{%else%}{%endif%}</w:t>
             </w:r>
           </w:p>
         </w:tc>
@@ -1399,7 +1381,7 @@
                 <w:sz w:val="24"/>
                 <w:szCs w:val="24"/>
               </w:rPr>
-              <w:t>2026-05-21</w:t>
+              <w:t>2026-05-26</w:t>
             </w:r>
             <w:r>
               <w:rPr>
@@ -3994,7 +3976,7 @@
               <w:spacing w:after="0" w:line="240" w:lineRule="auto"/>
               <w:jc w:val="center"/>
               <w:rPr>
-                <w:rFonts w:ascii="Times New Roman" w:hAnsi="Times New Roman" w:hint="eastAsia"/>
+                <w:rFonts w:ascii="Times New Roman" w:hAnsi="Times New Roman"/>
                 <w:bCs/>
                 <w:sz w:val="21"/>
                 <w:szCs w:val="21"/>
@@ -4045,7 +4027,7 @@
               <w:spacing w:after="0" w:line="240" w:lineRule="auto"/>
               <w:jc w:val="center"/>
               <w:rPr>
-                <w:rFonts w:ascii="Times New Roman" w:hAnsi="Times New Roman" w:hint="eastAsia"/>
+                <w:rFonts w:ascii="Times New Roman" w:hAnsi="Times New Roman"/>
                 <w:bCs/>
                 <w:sz w:val="21"/>
                 <w:szCs w:val="21"/>
@@ -4162,30 +4144,50 @@
               <w:spacing w:after="0" w:line="240" w:lineRule="auto"/>
               <w:jc w:val="center"/>
               <w:rPr>
-                <w:rFonts w:ascii="Times New Roman" w:hAnsi="Times New Roman" w:hint="eastAsia"/>
-                <w:bCs/>
-                <w:sz w:val="21"/>
-                <w:szCs w:val="21"/>
-              </w:rPr>
-            </w:pPr>
-            <w:r>
-              <w:rPr>
-                <w:rFonts w:ascii="Times New Roman" w:hAnsi="Times New Roman"/>
-                <w:bCs/>
-                <w:sz w:val="21"/>
-                <w:szCs w:val="21"/>
-              </w:rPr>
-              <w:t>{{ a.evi_sum.regimen_</w:t>
-            </w:r>
-            <w:r>
-              <w:rPr>
-                <w:rFonts w:ascii="Times New Roman" w:hAnsi="Times New Roman"/>
+                <w:rFonts w:ascii="Times New Roman" w:hAnsi="Times New Roman"/>
+                <w:bCs/>
+                <w:sz w:val="21"/>
+                <w:szCs w:val="21"/>
+              </w:rPr>
+            </w:pPr>
+            <w:proofErr w:type="gramStart"/>
+            <w:r>
+              <w:rPr>
+                <w:rFonts w:ascii="Times New Roman" w:hAnsi="Times New Roman"/>
+                <w:bCs/>
+                <w:sz w:val="21"/>
+                <w:szCs w:val="21"/>
+              </w:rPr>
+              <w:t>{{ a.evi</w:t>
+            </w:r>
+            <w:proofErr w:type="gramEnd"/>
+            <w:r>
+              <w:rPr>
+                <w:rFonts w:ascii="Times New Roman" w:hAnsi="Times New Roman"/>
+                <w:bCs/>
+                <w:sz w:val="21"/>
+                <w:szCs w:val="21"/>
+              </w:rPr>
+              <w:t>_sum.regimen_</w:t>
+            </w:r>
+            <w:r>
+              <w:rPr>
+                <w:rFonts w:ascii="Times New Roman" w:hAnsi="Times New Roman" w:hint="eastAsia"/>
                 <w:bCs/>
                 <w:sz w:val="21"/>
                 <w:szCs w:val="21"/>
               </w:rPr>
               <w:lastRenderedPageBreak/>
-              <w:t>S|xajdy_regimen|xajdy_filter_regimen_level|xajdy_regimen_add_deng|replace(“\t”, “&lt;</w:t>
+              <w:t>R</w:t>
+            </w:r>
+            <w:r>
+              <w:rPr>
+                <w:rFonts w:ascii="Times New Roman" w:hAnsi="Times New Roman"/>
+                <w:bCs/>
+                <w:sz w:val="21"/>
+                <w:szCs w:val="21"/>
+              </w:rPr>
+              <w:t>|xajdy_regimen|xajdy_filter_regimen_level|xajdy_regimen_add_deng|replace(“\t”, “&lt;</w:t>
             </w:r>
             <w:proofErr w:type="spellStart"/>
             <w:r>
@@ -4213,7 +4215,7 @@
               <w:spacing w:after="0" w:line="240" w:lineRule="auto"/>
               <w:jc w:val="center"/>
               <w:rPr>
-                <w:rFonts w:ascii="Times New Roman" w:hAnsi="Times New Roman" w:hint="eastAsia"/>
+                <w:rFonts w:ascii="Times New Roman" w:hAnsi="Times New Roman"/>
                 <w:bCs/>
                 <w:sz w:val="21"/>
                 <w:szCs w:val="21"/>
@@ -6834,7 +6836,7 @@
               <w:spacing w:after="0" w:line="240" w:lineRule="auto"/>
               <w:jc w:val="center"/>
               <w:rPr>
-                <w:rFonts w:ascii="Times New Roman" w:hAnsi="Times New Roman" w:hint="eastAsia"/>
+                <w:rFonts w:ascii="Times New Roman" w:hAnsi="Times New Roman"/>
                 <w:bCs/>
                 <w:sz w:val="21"/>
                 <w:szCs w:val="21"/>
@@ -6875,7 +6877,7 @@
               <w:spacing w:after="0" w:line="240" w:lineRule="auto"/>
               <w:jc w:val="center"/>
               <w:rPr>
-                <w:rFonts w:ascii="Times New Roman" w:hAnsi="Times New Roman" w:hint="eastAsia"/>
+                <w:rFonts w:ascii="Times New Roman" w:hAnsi="Times New Roman"/>
                 <w:bCs/>
                 <w:sz w:val="21"/>
                 <w:szCs w:val="21"/>
@@ -6991,20 +6993,49 @@
               <w:spacing w:after="0" w:line="240" w:lineRule="auto"/>
               <w:jc w:val="center"/>
               <w:rPr>
-                <w:rFonts w:ascii="Times New Roman" w:hAnsi="Times New Roman" w:hint="eastAsia"/>
-                <w:bCs/>
-                <w:sz w:val="21"/>
-                <w:szCs w:val="21"/>
-              </w:rPr>
-            </w:pPr>
-            <w:r>
-              <w:rPr>
-                <w:rFonts w:ascii="Times New Roman" w:hAnsi="Times New Roman"/>
-                <w:bCs/>
-                <w:sz w:val="21"/>
-                <w:szCs w:val="21"/>
-              </w:rPr>
-              <w:t>{{ a.evi_sum.regimen_S|xajdy_regimen|xajdy_filter_regimen_level|xajdy_regimen_add_deng|replace(“\t”, “&lt;</w:t>
+                <w:rFonts w:ascii="Times New Roman" w:hAnsi="Times New Roman"/>
+                <w:bCs/>
+                <w:sz w:val="21"/>
+                <w:szCs w:val="21"/>
+              </w:rPr>
+            </w:pPr>
+            <w:proofErr w:type="gramStart"/>
+            <w:r>
+              <w:rPr>
+                <w:rFonts w:ascii="Times New Roman" w:hAnsi="Times New Roman"/>
+                <w:bCs/>
+                <w:sz w:val="21"/>
+                <w:szCs w:val="21"/>
+              </w:rPr>
+              <w:t>{{ a.evi</w:t>
+            </w:r>
+            <w:proofErr w:type="gramEnd"/>
+            <w:r>
+              <w:rPr>
+                <w:rFonts w:ascii="Times New Roman" w:hAnsi="Times New Roman"/>
+                <w:bCs/>
+                <w:sz w:val="21"/>
+                <w:szCs w:val="21"/>
+              </w:rPr>
+              <w:t>_sum.regimen_</w:t>
+            </w:r>
+            <w:r>
+              <w:rPr>
+                <w:rFonts w:ascii="Times New Roman" w:hAnsi="Times New Roman" w:hint="eastAsia"/>
+                <w:bCs/>
+                <w:sz w:val="21"/>
+                <w:szCs w:val="21"/>
+              </w:rPr>
+              <w:t>R</w:t>
+            </w:r>
+            <w:r>
+              <w:rPr>
+                <w:rFonts w:ascii="Times New Roman" w:hAnsi="Times New Roman"/>
+                <w:bCs/>
+                <w:sz w:val="21"/>
+                <w:szCs w:val="21"/>
+              </w:rPr>
+              <w:t>|xajdy_regimen|xajdy_filter_regimen_level|xajdy_regimen_add_deng|replace(“\t”, “&lt;</w:t>
             </w:r>
             <w:proofErr w:type="spellStart"/>
             <w:r>
@@ -7032,7 +7063,7 @@
               <w:spacing w:after="0" w:line="240" w:lineRule="auto"/>
               <w:jc w:val="center"/>
               <w:rPr>
-                <w:rFonts w:ascii="Times New Roman" w:hAnsi="Times New Roman" w:hint="eastAsia"/>
+                <w:rFonts w:ascii="Times New Roman" w:hAnsi="Times New Roman"/>
                 <w:bCs/>
                 <w:sz w:val="21"/>
                 <w:szCs w:val="21"/>
@@ -13577,7 +13608,7 @@
               <w:spacing w:after="0" w:line="240" w:lineRule="auto"/>
               <w:jc w:val="center"/>
               <w:rPr>
-                <w:rFonts w:ascii="Times New Roman" w:hAnsi="Times New Roman" w:hint="eastAsia"/>
+                <w:rFonts w:ascii="Times New Roman" w:hAnsi="Times New Roman"/>
                 <w:bCs/>
                 <w:sz w:val="21"/>
                 <w:szCs w:val="21"/>
@@ -13618,7 +13649,7 @@
               <w:spacing w:after="0" w:line="240" w:lineRule="auto"/>
               <w:jc w:val="center"/>
               <w:rPr>
-                <w:rFonts w:ascii="Times New Roman" w:hAnsi="Times New Roman" w:hint="eastAsia"/>
+                <w:rFonts w:ascii="Times New Roman" w:hAnsi="Times New Roman"/>
                 <w:bCs/>
                 <w:sz w:val="21"/>
                 <w:szCs w:val="21"/>
@@ -13734,20 +13765,49 @@
               <w:spacing w:after="0" w:line="240" w:lineRule="auto"/>
               <w:jc w:val="center"/>
               <w:rPr>
-                <w:rFonts w:ascii="Times New Roman" w:hAnsi="Times New Roman" w:hint="eastAsia"/>
-                <w:bCs/>
-                <w:sz w:val="21"/>
-                <w:szCs w:val="21"/>
-              </w:rPr>
-            </w:pPr>
-            <w:r>
-              <w:rPr>
-                <w:rFonts w:ascii="Times New Roman" w:hAnsi="Times New Roman"/>
-                <w:bCs/>
-                <w:sz w:val="21"/>
-                <w:szCs w:val="21"/>
-              </w:rPr>
-              <w:t>{{ a.evi_sum.regimen_S|xajdy_regimen|xajdy_filter_regimen_level|xajdy_regimen_add_deng|replace(“\t”, “&lt;</w:t>
+                <w:rFonts w:ascii="Times New Roman" w:hAnsi="Times New Roman"/>
+                <w:bCs/>
+                <w:sz w:val="21"/>
+                <w:szCs w:val="21"/>
+              </w:rPr>
+            </w:pPr>
+            <w:proofErr w:type="gramStart"/>
+            <w:r>
+              <w:rPr>
+                <w:rFonts w:ascii="Times New Roman" w:hAnsi="Times New Roman"/>
+                <w:bCs/>
+                <w:sz w:val="21"/>
+                <w:szCs w:val="21"/>
+              </w:rPr>
+              <w:t>{{ a.evi</w:t>
+            </w:r>
+            <w:proofErr w:type="gramEnd"/>
+            <w:r>
+              <w:rPr>
+                <w:rFonts w:ascii="Times New Roman" w:hAnsi="Times New Roman"/>
+                <w:bCs/>
+                <w:sz w:val="21"/>
+                <w:szCs w:val="21"/>
+              </w:rPr>
+              <w:t>_sum.regimen_</w:t>
+            </w:r>
+            <w:r>
+              <w:rPr>
+                <w:rFonts w:ascii="Times New Roman" w:hAnsi="Times New Roman" w:hint="eastAsia"/>
+                <w:bCs/>
+                <w:sz w:val="21"/>
+                <w:szCs w:val="21"/>
+              </w:rPr>
+              <w:t>R</w:t>
+            </w:r>
+            <w:r>
+              <w:rPr>
+                <w:rFonts w:ascii="Times New Roman" w:hAnsi="Times New Roman"/>
+                <w:bCs/>
+                <w:sz w:val="21"/>
+                <w:szCs w:val="21"/>
+              </w:rPr>
+              <w:t>|xajdy_regimen|xajdy_filter_regimen_level|xajdy_regimen_add_deng|replace(“\t”, “&lt;</w:t>
             </w:r>
             <w:proofErr w:type="spellStart"/>
             <w:r>
@@ -13775,7 +13835,7 @@
               <w:spacing w:after="0" w:line="240" w:lineRule="auto"/>
               <w:jc w:val="center"/>
               <w:rPr>
-                <w:rFonts w:ascii="Times New Roman" w:hAnsi="Times New Roman" w:hint="eastAsia"/>
+                <w:rFonts w:ascii="Times New Roman" w:hAnsi="Times New Roman"/>
                 <w:bCs/>
                 <w:sz w:val="21"/>
                 <w:szCs w:val="21"/>
@@ -16532,7 +16592,7 @@
               <w:spacing w:after="0" w:line="240" w:lineRule="auto"/>
               <w:jc w:val="center"/>
               <w:rPr>
-                <w:rFonts w:ascii="Times New Roman" w:hAnsi="Times New Roman" w:hint="eastAsia"/>
+                <w:rFonts w:ascii="Times New Roman" w:hAnsi="Times New Roman"/>
                 <w:bCs/>
                 <w:sz w:val="21"/>
                 <w:szCs w:val="21"/>
@@ -16573,7 +16633,7 @@
               <w:spacing w:after="0" w:line="240" w:lineRule="auto"/>
               <w:jc w:val="center"/>
               <w:rPr>
-                <w:rFonts w:ascii="Times New Roman" w:hAnsi="Times New Roman" w:hint="eastAsia"/>
+                <w:rFonts w:ascii="Times New Roman" w:hAnsi="Times New Roman"/>
                 <w:bCs/>
                 <w:sz w:val="21"/>
                 <w:szCs w:val="21"/>
@@ -16689,20 +16749,49 @@
               <w:spacing w:after="0" w:line="240" w:lineRule="auto"/>
               <w:jc w:val="center"/>
               <w:rPr>
-                <w:rFonts w:ascii="Times New Roman" w:hAnsi="Times New Roman" w:hint="eastAsia"/>
-                <w:bCs/>
-                <w:sz w:val="21"/>
-                <w:szCs w:val="21"/>
-              </w:rPr>
-            </w:pPr>
-            <w:r>
-              <w:rPr>
-                <w:rFonts w:ascii="Times New Roman" w:hAnsi="Times New Roman"/>
-                <w:bCs/>
-                <w:sz w:val="21"/>
-                <w:szCs w:val="21"/>
-              </w:rPr>
-              <w:t>{{ a.evi_sum.regimen_S|xajdy_regimen|xajdy_filter_regimen_level|xajdy_regimen_add_deng|replace(“\t”, “&lt;</w:t>
+                <w:rFonts w:ascii="Times New Roman" w:hAnsi="Times New Roman"/>
+                <w:bCs/>
+                <w:sz w:val="21"/>
+                <w:szCs w:val="21"/>
+              </w:rPr>
+            </w:pPr>
+            <w:proofErr w:type="gramStart"/>
+            <w:r>
+              <w:rPr>
+                <w:rFonts w:ascii="Times New Roman" w:hAnsi="Times New Roman"/>
+                <w:bCs/>
+                <w:sz w:val="21"/>
+                <w:szCs w:val="21"/>
+              </w:rPr>
+              <w:t>{{ a.evi</w:t>
+            </w:r>
+            <w:proofErr w:type="gramEnd"/>
+            <w:r>
+              <w:rPr>
+                <w:rFonts w:ascii="Times New Roman" w:hAnsi="Times New Roman"/>
+                <w:bCs/>
+                <w:sz w:val="21"/>
+                <w:szCs w:val="21"/>
+              </w:rPr>
+              <w:t>_sum.regimen_</w:t>
+            </w:r>
+            <w:r>
+              <w:rPr>
+                <w:rFonts w:ascii="Times New Roman" w:hAnsi="Times New Roman" w:hint="eastAsia"/>
+                <w:bCs/>
+                <w:sz w:val="21"/>
+                <w:szCs w:val="21"/>
+              </w:rPr>
+              <w:t>R</w:t>
+            </w:r>
+            <w:r>
+              <w:rPr>
+                <w:rFonts w:ascii="Times New Roman" w:hAnsi="Times New Roman"/>
+                <w:bCs/>
+                <w:sz w:val="21"/>
+                <w:szCs w:val="21"/>
+              </w:rPr>
+              <w:t>|xajdy_regimen|xajdy_filter_regimen_level|xajdy_regimen_add_deng|replace(“\t”, “&lt;</w:t>
             </w:r>
             <w:proofErr w:type="spellStart"/>
             <w:r>
@@ -16730,7 +16819,7 @@
               <w:spacing w:after="0" w:line="240" w:lineRule="auto"/>
               <w:jc w:val="center"/>
               <w:rPr>
-                <w:rFonts w:ascii="Times New Roman" w:hAnsi="Times New Roman" w:hint="eastAsia"/>
+                <w:rFonts w:ascii="Times New Roman" w:hAnsi="Times New Roman"/>
                 <w:bCs/>
                 <w:sz w:val="21"/>
                 <w:szCs w:val="21"/>
@@ -22216,7 +22305,7 @@
               <w:spacing w:after="0" w:line="240" w:lineRule="exact"/>
               <w:jc w:val="center"/>
               <w:rPr>
-                <w:rFonts w:ascii="思源黑体 CN Normal" w:eastAsia="思源黑体 CN Normal" w:hAnsi="思源黑体 CN Normal"/>
+                <w:rFonts w:ascii="思源黑体 CN Normal" w:eastAsia="思源黑体 CN Normal" w:hAnsi="思源黑体 CN Normal" w:hint="eastAsia"/>
                 <w:color w:val="3B3838"/>
                 <w:lang w:eastAsia="en-US"/>
               </w:rPr>
@@ -24387,7 +24476,7 @@
               <w:spacing w:after="0" w:line="240" w:lineRule="exact"/>
               <w:jc w:val="center"/>
               <w:rPr>
-                <w:rFonts w:ascii="思源黑体 CN Normal" w:eastAsia="思源黑体 CN Normal" w:hAnsi="思源黑体 CN Normal"/>
+                <w:rFonts w:ascii="思源黑体 CN Normal" w:eastAsia="思源黑体 CN Normal" w:hAnsi="思源黑体 CN Normal" w:hint="eastAsia"/>
                 <w:color w:val="3B3838"/>
               </w:rPr>
             </w:pPr>
@@ -24934,7 +25023,7 @@
 </file>
 
 <file path=word/endnotes.xml><?xml version="1.0" encoding="utf-8"?>
-<w:endnotes xmlns:wpc="http://schemas.microsoft.com/office/word/2010/wordprocessingCanvas" xmlns:cx="http://schemas.microsoft.com/office/drawing/2014/chartex" xmlns:cx1="http://schemas.microsoft.com/office/drawing/2015/9/8/chartex" xmlns:cx2="http://schemas.microsoft.com/office/drawing/2015/10/21/chartex" xmlns:cx3="http://schemas.microsoft.com/office/drawing/2016/5/9/chartex" xmlns:cx4="http://schemas.microsoft.com/office/drawing/2016/5/10/chartex" xmlns:cx5="http://schemas.microsoft.com/office/drawing/2016/5/11/chartex" xmlns:cx6="http://schemas.microsoft.com/office/drawing/2016/5/12/chartex" xmlns:cx7="http://schemas.microsoft.com/office/drawing/2016/5/13/chartex" xmlns:cx8="http://schemas.microsoft.com/office/drawing/2016/5/14/chartex" xmlns:mc="http://schemas.openxmlformats.org/markup-compatibility/2006" xmlns:aink="http://schemas.microsoft.com/office/drawing/2016/ink" xmlns:am3d="http://schemas.microsoft.com/office/drawing/2017/model3d" xmlns:o="urn:schemas-microsoft-com:office:office" xmlns:r="http://schemas.openxmlformats.org/officeDocument/2006/relationships" xmlns:m="http://schemas.openxmlformats.org/officeDocument/2006/math" xmlns:v="urn:schemas-microsoft-com:vml" xmlns:wp14="http://schemas.microsoft.com/office/word/2010/wordprocessingDrawing" xmlns:wp="http://schemas.openxmlformats.org/drawingml/2006/wordprocessingDrawing" xmlns:w10="urn:schemas-microsoft-com:office:word" xmlns:w="http://schemas.openxmlformats.org/wordprocessingml/2006/main" xmlns:w14="http://schemas.microsoft.com/office/word/2010/wordml" xmlns:w15="http://schemas.microsoft.com/office/word/2012/wordml" xmlns:w16cex="http://schemas.microsoft.com/office/word/2018/wordml/cex" xmlns:w16cid="http://schemas.microsoft.com/office/word/2016/wordml/cid" xmlns:w16="http://schemas.microsoft.com/office/word/2018/wordml" xmlns:w16sdtdh="http://schemas.microsoft.com/office/word/2020/wordml/sdtdatahash" xmlns:w16se="http://schemas.microsoft.com/office/word/2015/wordml/symex" xmlns:wpg="http://schemas.microsoft.com/office/word/2010/wordprocessingGroup" xmlns:wpi="http://schemas.microsoft.com/office/word/2010/wordprocessingInk" xmlns:wne="http://schemas.microsoft.com/office/word/2006/wordml" xmlns:wps="http://schemas.microsoft.com/office/word/2010/wordprocessingShape" mc:Ignorable="w14 w15 w16se w16cid w16 w16cex w16sdtdh wp14">
+<w:endnotes xmlns:wpc="http://schemas.microsoft.com/office/word/2010/wordprocessingCanvas" xmlns:cx="http://schemas.microsoft.com/office/drawing/2014/chartex" xmlns:cx1="http://schemas.microsoft.com/office/drawing/2015/9/8/chartex" xmlns:cx2="http://schemas.microsoft.com/office/drawing/2015/10/21/chartex" xmlns:cx3="http://schemas.microsoft.com/office/drawing/2016/5/9/chartex" xmlns:cx4="http://schemas.microsoft.com/office/drawing/2016/5/10/chartex" xmlns:cx5="http://schemas.microsoft.com/office/drawing/2016/5/11/chartex" xmlns:cx6="http://schemas.microsoft.com/office/drawing/2016/5/12/chartex" xmlns:cx7="http://schemas.microsoft.com/office/drawing/2016/5/13/chartex" xmlns:cx8="http://schemas.microsoft.com/office/drawing/2016/5/14/chartex" xmlns:mc="http://schemas.openxmlformats.org/markup-compatibility/2006" xmlns:aink="http://schemas.microsoft.com/office/drawing/2016/ink" xmlns:am3d="http://schemas.microsoft.com/office/drawing/2017/model3d" xmlns:o="urn:schemas-microsoft-com:office:office" xmlns:oel="http://schemas.microsoft.com/office/2019/extlst" xmlns:r="http://schemas.openxmlformats.org/officeDocument/2006/relationships" xmlns:m="http://schemas.openxmlformats.org/officeDocument/2006/math" xmlns:v="urn:schemas-microsoft-com:vml" xmlns:wp14="http://schemas.microsoft.com/office/word/2010/wordprocessingDrawing" xmlns:wp="http://schemas.openxmlformats.org/drawingml/2006/wordprocessingDrawing" xmlns:w10="urn:schemas-microsoft-com:office:word" xmlns:w="http://schemas.openxmlformats.org/wordprocessingml/2006/main" xmlns:w14="http://schemas.microsoft.com/office/word/2010/wordml" xmlns:w15="http://schemas.microsoft.com/office/word/2012/wordml" xmlns:w16cex="http://schemas.microsoft.com/office/word/2018/wordml/cex" xmlns:w16cid="http://schemas.microsoft.com/office/word/2016/wordml/cid" xmlns:w16="http://schemas.microsoft.com/office/word/2018/wordml" xmlns:w16sdtdh="http://schemas.microsoft.com/office/word/2020/wordml/sdtdatahash" xmlns:w16se="http://schemas.microsoft.com/office/word/2015/wordml/symex" xmlns:wpg="http://schemas.microsoft.com/office/word/2010/wordprocessingGroup" xmlns:wpi="http://schemas.microsoft.com/office/word/2010/wordprocessingInk" xmlns:wne="http://schemas.microsoft.com/office/word/2006/wordml" xmlns:wps="http://schemas.microsoft.com/office/word/2010/wordprocessingShape" mc:Ignorable="w14 w15 w16se w16cid w16 w16cex w16sdtdh wp14">
   <w:endnote w:type="separator" w:id="-1">
     <w:p>
       <w:pPr>
@@ -24959,7 +25048,7 @@
 </file>
 
 <file path=word/footer1.xml><?xml version="1.0" encoding="utf-8"?>
-<w:ftr xmlns:wpc="http://schemas.microsoft.com/office/word/2010/wordprocessingCanvas" xmlns:cx="http://schemas.microsoft.com/office/drawing/2014/chartex" xmlns:cx1="http://schemas.microsoft.com/office/drawing/2015/9/8/chartex" xmlns:cx2="http://schemas.microsoft.com/office/drawing/2015/10/21/chartex" xmlns:cx3="http://schemas.microsoft.com/office/drawing/2016/5/9/chartex" xmlns:cx4="http://schemas.microsoft.com/office/drawing/2016/5/10/chartex" xmlns:cx5="http://schemas.microsoft.com/office/drawing/2016/5/11/chartex" xmlns:cx6="http://schemas.microsoft.com/office/drawing/2016/5/12/chartex" xmlns:cx7="http://schemas.microsoft.com/office/drawing/2016/5/13/chartex" xmlns:cx8="http://schemas.microsoft.com/office/drawing/2016/5/14/chartex" xmlns:mc="http://schemas.openxmlformats.org/markup-compatibility/2006" xmlns:aink="http://schemas.microsoft.com/office/drawing/2016/ink" xmlns:am3d="http://schemas.microsoft.com/office/drawing/2017/model3d" xmlns:o="urn:schemas-microsoft-com:office:office" xmlns:r="http://schemas.openxmlformats.org/officeDocument/2006/relationships" xmlns:m="http://schemas.openxmlformats.org/officeDocument/2006/math" xmlns:v="urn:schemas-microsoft-com:vml" xmlns:wp14="http://schemas.microsoft.com/office/word/2010/wordprocessingDrawing" xmlns:wp="http://schemas.openxmlformats.org/drawingml/2006/wordprocessingDrawing" xmlns:w10="urn:schemas-microsoft-com:office:word" xmlns:w="http://schemas.openxmlformats.org/wordprocessingml/2006/main" xmlns:w14="http://schemas.microsoft.com/office/word/2010/wordml" xmlns:w15="http://schemas.microsoft.com/office/word/2012/wordml" xmlns:w16cex="http://schemas.microsoft.com/office/word/2018/wordml/cex" xmlns:w16cid="http://schemas.microsoft.com/office/word/2016/wordml/cid" xmlns:w16="http://schemas.microsoft.com/office/word/2018/wordml" xmlns:w16sdtdh="http://schemas.microsoft.com/office/word/2020/wordml/sdtdatahash" xmlns:w16se="http://schemas.microsoft.com/office/word/2015/wordml/symex" xmlns:wpg="http://schemas.microsoft.com/office/word/2010/wordprocessingGroup" xmlns:wpi="http://schemas.microsoft.com/office/word/2010/wordprocessingInk" xmlns:wne="http://schemas.microsoft.com/office/word/2006/wordml" xmlns:wps="http://schemas.microsoft.com/office/word/2010/wordprocessingShape" mc:Ignorable="w14 w15 w16se w16cid w16 w16cex w16sdtdh wp14">
+<w:ftr xmlns:wpc="http://schemas.microsoft.com/office/word/2010/wordprocessingCanvas" xmlns:cx="http://schemas.microsoft.com/office/drawing/2014/chartex" xmlns:cx1="http://schemas.microsoft.com/office/drawing/2015/9/8/chartex" xmlns:cx2="http://schemas.microsoft.com/office/drawing/2015/10/21/chartex" xmlns:cx3="http://schemas.microsoft.com/office/drawing/2016/5/9/chartex" xmlns:cx4="http://schemas.microsoft.com/office/drawing/2016/5/10/chartex" xmlns:cx5="http://schemas.microsoft.com/office/drawing/2016/5/11/chartex" xmlns:cx6="http://schemas.microsoft.com/office/drawing/2016/5/12/chartex" xmlns:cx7="http://schemas.microsoft.com/office/drawing/2016/5/13/chartex" xmlns:cx8="http://schemas.microsoft.com/office/drawing/2016/5/14/chartex" xmlns:mc="http://schemas.openxmlformats.org/markup-compatibility/2006" xmlns:aink="http://schemas.microsoft.com/office/drawing/2016/ink" xmlns:am3d="http://schemas.microsoft.com/office/drawing/2017/model3d" xmlns:o="urn:schemas-microsoft-com:office:office" xmlns:oel="http://schemas.microsoft.com/office/2019/extlst" xmlns:r="http://schemas.openxmlformats.org/officeDocument/2006/relationships" xmlns:m="http://schemas.openxmlformats.org/officeDocument/2006/math" xmlns:v="urn:schemas-microsoft-com:vml" xmlns:wp14="http://schemas.microsoft.com/office/word/2010/wordprocessingDrawing" xmlns:wp="http://schemas.openxmlformats.org/drawingml/2006/wordprocessingDrawing" xmlns:w10="urn:schemas-microsoft-com:office:word" xmlns:w="http://schemas.openxmlformats.org/wordprocessingml/2006/main" xmlns:w14="http://schemas.microsoft.com/office/word/2010/wordml" xmlns:w15="http://schemas.microsoft.com/office/word/2012/wordml" xmlns:w16cex="http://schemas.microsoft.com/office/word/2018/wordml/cex" xmlns:w16cid="http://schemas.microsoft.com/office/word/2016/wordml/cid" xmlns:w16="http://schemas.microsoft.com/office/word/2018/wordml" xmlns:w16sdtdh="http://schemas.microsoft.com/office/word/2020/wordml/sdtdatahash" xmlns:w16se="http://schemas.microsoft.com/office/word/2015/wordml/symex" xmlns:wpg="http://schemas.microsoft.com/office/word/2010/wordprocessingGroup" xmlns:wpi="http://schemas.microsoft.com/office/word/2010/wordprocessingInk" xmlns:wne="http://schemas.microsoft.com/office/word/2006/wordml" xmlns:wps="http://schemas.microsoft.com/office/word/2010/wordprocessingShape" mc:Ignorable="w14 w15 w16se w16cid w16 w16cex w16sdtdh wp14">
   <w:p>
     <w:pPr>
       <w:pStyle w:val="Default"/>
@@ -25412,6 +25501,7 @@
     <w:pPr>
       <w:pStyle w:val="a8"/>
       <w:rPr>
+        <w:rFonts w:hint="eastAsia"/>
         <w:lang w:val="en-US"/>
       </w:rPr>
     </w:pPr>
@@ -25420,7 +25510,7 @@
 </file>
 
 <file path=word/footer2.xml><?xml version="1.0" encoding="utf-8"?>
-<w:ftr xmlns:wpc="http://schemas.microsoft.com/office/word/2010/wordprocessingCanvas" xmlns:cx="http://schemas.microsoft.com/office/drawing/2014/chartex" xmlns:cx1="http://schemas.microsoft.com/office/drawing/2015/9/8/chartex" xmlns:cx2="http://schemas.microsoft.com/office/drawing/2015/10/21/chartex" xmlns:cx3="http://schemas.microsoft.com/office/drawing/2016/5/9/chartex" xmlns:cx4="http://schemas.microsoft.com/office/drawing/2016/5/10/chartex" xmlns:cx5="http://schemas.microsoft.com/office/drawing/2016/5/11/chartex" xmlns:cx6="http://schemas.microsoft.com/office/drawing/2016/5/12/chartex" xmlns:cx7="http://schemas.microsoft.com/office/drawing/2016/5/13/chartex" xmlns:cx8="http://schemas.microsoft.com/office/drawing/2016/5/14/chartex" xmlns:mc="http://schemas.openxmlformats.org/markup-compatibility/2006" xmlns:aink="http://schemas.microsoft.com/office/drawing/2016/ink" xmlns:am3d="http://schemas.microsoft.com/office/drawing/2017/model3d" xmlns:o="urn:schemas-microsoft-com:office:office" xmlns:r="http://schemas.openxmlformats.org/officeDocument/2006/relationships" xmlns:m="http://schemas.openxmlformats.org/officeDocument/2006/math" xmlns:v="urn:schemas-microsoft-com:vml" xmlns:wp14="http://schemas.microsoft.com/office/word/2010/wordprocessingDrawing" xmlns:wp="http://schemas.openxmlformats.org/drawingml/2006/wordprocessingDrawing" xmlns:w10="urn:schemas-microsoft-com:office:word" xmlns:w="http://schemas.openxmlformats.org/wordprocessingml/2006/main" xmlns:w14="http://schemas.microsoft.com/office/word/2010/wordml" xmlns:w15="http://schemas.microsoft.com/office/word/2012/wordml" xmlns:w16cex="http://schemas.microsoft.com/office/word/2018/wordml/cex" xmlns:w16cid="http://schemas.microsoft.com/office/word/2016/wordml/cid" xmlns:w16="http://schemas.microsoft.com/office/word/2018/wordml" xmlns:w16sdtdh="http://schemas.microsoft.com/office/word/2020/wordml/sdtdatahash" xmlns:w16se="http://schemas.microsoft.com/office/word/2015/wordml/symex" xmlns:wpg="http://schemas.microsoft.com/office/word/2010/wordprocessingGroup" xmlns:wpi="http://schemas.microsoft.com/office/word/2010/wordprocessingInk" xmlns:wne="http://schemas.microsoft.com/office/word/2006/wordml" xmlns:wps="http://schemas.microsoft.com/office/word/2010/wordprocessingShape" mc:Ignorable="w14 w15 w16se w16cid w16 w16cex w16sdtdh wp14">
+<w:ftr xmlns:wpc="http://schemas.microsoft.com/office/word/2010/wordprocessingCanvas" xmlns:cx="http://schemas.microsoft.com/office/drawing/2014/chartex" xmlns:cx1="http://schemas.microsoft.com/office/drawing/2015/9/8/chartex" xmlns:cx2="http://schemas.microsoft.com/office/drawing/2015/10/21/chartex" xmlns:cx3="http://schemas.microsoft.com/office/drawing/2016/5/9/chartex" xmlns:cx4="http://schemas.microsoft.com/office/drawing/2016/5/10/chartex" xmlns:cx5="http://schemas.microsoft.com/office/drawing/2016/5/11/chartex" xmlns:cx6="http://schemas.microsoft.com/office/drawing/2016/5/12/chartex" xmlns:cx7="http://schemas.microsoft.com/office/drawing/2016/5/13/chartex" xmlns:cx8="http://schemas.microsoft.com/office/drawing/2016/5/14/chartex" xmlns:mc="http://schemas.openxmlformats.org/markup-compatibility/2006" xmlns:aink="http://schemas.microsoft.com/office/drawing/2016/ink" xmlns:am3d="http://schemas.microsoft.com/office/drawing/2017/model3d" xmlns:o="urn:schemas-microsoft-com:office:office" xmlns:oel="http://schemas.microsoft.com/office/2019/extlst" xmlns:r="http://schemas.openxmlformats.org/officeDocument/2006/relationships" xmlns:m="http://schemas.openxmlformats.org/officeDocument/2006/math" xmlns:v="urn:schemas-microsoft-com:vml" xmlns:wp14="http://schemas.microsoft.com/office/word/2010/wordprocessingDrawing" xmlns:wp="http://schemas.openxmlformats.org/drawingml/2006/wordprocessingDrawing" xmlns:w10="urn:schemas-microsoft-com:office:word" xmlns:w="http://schemas.openxmlformats.org/wordprocessingml/2006/main" xmlns:w14="http://schemas.microsoft.com/office/word/2010/wordml" xmlns:w15="http://schemas.microsoft.com/office/word/2012/wordml" xmlns:w16cex="http://schemas.microsoft.com/office/word/2018/wordml/cex" xmlns:w16cid="http://schemas.microsoft.com/office/word/2016/wordml/cid" xmlns:w16="http://schemas.microsoft.com/office/word/2018/wordml" xmlns:w16sdtdh="http://schemas.microsoft.com/office/word/2020/wordml/sdtdatahash" xmlns:w16se="http://schemas.microsoft.com/office/word/2015/wordml/symex" xmlns:wpg="http://schemas.microsoft.com/office/word/2010/wordprocessingGroup" xmlns:wpi="http://schemas.microsoft.com/office/word/2010/wordprocessingInk" xmlns:wne="http://schemas.microsoft.com/office/word/2006/wordml" xmlns:wps="http://schemas.microsoft.com/office/word/2010/wordprocessingShape" mc:Ignorable="w14 w15 w16se w16cid w16 w16cex w16sdtdh wp14">
   <w:p>
     <w:pPr>
       <w:pStyle w:val="Default"/>
@@ -25873,6 +25963,7 @@
     <w:pPr>
       <w:pStyle w:val="a8"/>
       <w:rPr>
+        <w:rFonts w:hint="eastAsia"/>
         <w:lang w:val="en-US"/>
       </w:rPr>
     </w:pPr>
@@ -25881,7 +25972,7 @@
 </file>
 
 <file path=word/footnotes.xml><?xml version="1.0" encoding="utf-8"?>
-<w:footnotes xmlns:wpc="http://schemas.microsoft.com/office/word/2010/wordprocessingCanvas" xmlns:cx="http://schemas.microsoft.com/office/drawing/2014/chartex" xmlns:cx1="http://schemas.microsoft.com/office/drawing/2015/9/8/chartex" xmlns:cx2="http://schemas.microsoft.com/office/drawing/2015/10/21/chartex" xmlns:cx3="http://schemas.microsoft.com/office/drawing/2016/5/9/chartex" xmlns:cx4="http://schemas.microsoft.com/office/drawing/2016/5/10/chartex" xmlns:cx5="http://schemas.microsoft.com/office/drawing/2016/5/11/chartex" xmlns:cx6="http://schemas.microsoft.com/office/drawing/2016/5/12/chartex" xmlns:cx7="http://schemas.microsoft.com/office/drawing/2016/5/13/chartex" xmlns:cx8="http://schemas.microsoft.com/office/drawing/2016/5/14/chartex" xmlns:mc="http://schemas.openxmlformats.org/markup-compatibility/2006" xmlns:aink="http://schemas.microsoft.com/office/drawing/2016/ink" xmlns:am3d="http://schemas.microsoft.com/office/drawing/2017/model3d" xmlns:o="urn:schemas-microsoft-com:office:office" xmlns:r="http://schemas.openxmlformats.org/officeDocument/2006/relationships" xmlns:m="http://schemas.openxmlformats.org/officeDocument/2006/math" xmlns:v="urn:schemas-microsoft-com:vml" xmlns:wp14="http://schemas.microsoft.com/office/word/2010/wordprocessingDrawing" xmlns:wp="http://schemas.openxmlformats.org/drawingml/2006/wordprocessingDrawing" xmlns:w10="urn:schemas-microsoft-com:office:word" xmlns:w="http://schemas.openxmlformats.org/wordprocessingml/2006/main" xmlns:w14="http://schemas.microsoft.com/office/word/2010/wordml" xmlns:w15="http://schemas.microsoft.com/office/word/2012/wordml" xmlns:w16cex="http://schemas.microsoft.com/office/word/2018/wordml/cex" xmlns:w16cid="http://schemas.microsoft.com/office/word/2016/wordml/cid" xmlns:w16="http://schemas.microsoft.com/office/word/2018/wordml" xmlns:w16sdtdh="http://schemas.microsoft.com/office/word/2020/wordml/sdtdatahash" xmlns:w16se="http://schemas.microsoft.com/office/word/2015/wordml/symex" xmlns:wpg="http://schemas.microsoft.com/office/word/2010/wordprocessingGroup" xmlns:wpi="http://schemas.microsoft.com/office/word/2010/wordprocessingInk" xmlns:wne="http://schemas.microsoft.com/office/word/2006/wordml" xmlns:wps="http://schemas.microsoft.com/office/word/2010/wordprocessingShape" mc:Ignorable="w14 w15 w16se w16cid w16 w16cex w16sdtdh wp14">
+<w:footnotes xmlns:wpc="http://schemas.microsoft.com/office/word/2010/wordprocessingCanvas" xmlns:cx="http://schemas.microsoft.com/office/drawing/2014/chartex" xmlns:cx1="http://schemas.microsoft.com/office/drawing/2015/9/8/chartex" xmlns:cx2="http://schemas.microsoft.com/office/drawing/2015/10/21/chartex" xmlns:cx3="http://schemas.microsoft.com/office/drawing/2016/5/9/chartex" xmlns:cx4="http://schemas.microsoft.com/office/drawing/2016/5/10/chartex" xmlns:cx5="http://schemas.microsoft.com/office/drawing/2016/5/11/chartex" xmlns:cx6="http://schemas.microsoft.com/office/drawing/2016/5/12/chartex" xmlns:cx7="http://schemas.microsoft.com/office/drawing/2016/5/13/chartex" xmlns:cx8="http://schemas.microsoft.com/office/drawing/2016/5/14/chartex" xmlns:mc="http://schemas.openxmlformats.org/markup-compatibility/2006" xmlns:aink="http://schemas.microsoft.com/office/drawing/2016/ink" xmlns:am3d="http://schemas.microsoft.com/office/drawing/2017/model3d" xmlns:o="urn:schemas-microsoft-com:office:office" xmlns:oel="http://schemas.microsoft.com/office/2019/extlst" xmlns:r="http://schemas.openxmlformats.org/officeDocument/2006/relationships" xmlns:m="http://schemas.openxmlformats.org/officeDocument/2006/math" xmlns:v="urn:schemas-microsoft-com:vml" xmlns:wp14="http://schemas.microsoft.com/office/word/2010/wordprocessingDrawing" xmlns:wp="http://schemas.openxmlformats.org/drawingml/2006/wordprocessingDrawing" xmlns:w10="urn:schemas-microsoft-com:office:word" xmlns:w="http://schemas.openxmlformats.org/wordprocessingml/2006/main" xmlns:w14="http://schemas.microsoft.com/office/word/2010/wordml" xmlns:w15="http://schemas.microsoft.com/office/word/2012/wordml" xmlns:w16cex="http://schemas.microsoft.com/office/word/2018/wordml/cex" xmlns:w16cid="http://schemas.microsoft.com/office/word/2016/wordml/cid" xmlns:w16="http://schemas.microsoft.com/office/word/2018/wordml" xmlns:w16sdtdh="http://schemas.microsoft.com/office/word/2020/wordml/sdtdatahash" xmlns:w16se="http://schemas.microsoft.com/office/word/2015/wordml/symex" xmlns:wpg="http://schemas.microsoft.com/office/word/2010/wordprocessingGroup" xmlns:wpi="http://schemas.microsoft.com/office/word/2010/wordprocessingInk" xmlns:wne="http://schemas.microsoft.com/office/word/2006/wordml" xmlns:wps="http://schemas.microsoft.com/office/word/2010/wordprocessingShape" mc:Ignorable="w14 w15 w16se w16cid w16 w16cex w16sdtdh wp14">
   <w:footnote w:type="separator" w:id="-1">
     <w:p>
       <w:pPr>
@@ -25906,7 +25997,7 @@
 </file>
 
 <file path=word/header1.xml><?xml version="1.0" encoding="utf-8"?>
-<w:hdr xmlns:wpc="http://schemas.microsoft.com/office/word/2010/wordprocessingCanvas" xmlns:cx="http://schemas.microsoft.com/office/drawing/2014/chartex" xmlns:cx1="http://schemas.microsoft.com/office/drawing/2015/9/8/chartex" xmlns:cx2="http://schemas.microsoft.com/office/drawing/2015/10/21/chartex" xmlns:cx3="http://schemas.microsoft.com/office/drawing/2016/5/9/chartex" xmlns:cx4="http://schemas.microsoft.com/office/drawing/2016/5/10/chartex" xmlns:cx5="http://schemas.microsoft.com/office/drawing/2016/5/11/chartex" xmlns:cx6="http://schemas.microsoft.com/office/drawing/2016/5/12/chartex" xmlns:cx7="http://schemas.microsoft.com/office/drawing/2016/5/13/chartex" xmlns:cx8="http://schemas.microsoft.com/office/drawing/2016/5/14/chartex" xmlns:mc="http://schemas.openxmlformats.org/markup-compatibility/2006" xmlns:aink="http://schemas.microsoft.com/office/drawing/2016/ink" xmlns:am3d="http://schemas.microsoft.com/office/drawing/2017/model3d" xmlns:o="urn:schemas-microsoft-com:office:office" xmlns:r="http://schemas.openxmlformats.org/officeDocument/2006/relationships" xmlns:m="http://schemas.openxmlformats.org/officeDocument/2006/math" xmlns:v="urn:schemas-microsoft-com:vml" xmlns:wp14="http://schemas.microsoft.com/office/word/2010/wordprocessingDrawing" xmlns:wp="http://schemas.openxmlformats.org/drawingml/2006/wordprocessingDrawing" xmlns:w10="urn:schemas-microsoft-com:office:word" xmlns:w="http://schemas.openxmlformats.org/wordprocessingml/2006/main" xmlns:w14="http://schemas.microsoft.com/office/word/2010/wordml" xmlns:w15="http://schemas.microsoft.com/office/word/2012/wordml" xmlns:w16cex="http://schemas.microsoft.com/office/word/2018/wordml/cex" xmlns:w16cid="http://schemas.microsoft.com/office/word/2016/wordml/cid" xmlns:w16="http://schemas.microsoft.com/office/word/2018/wordml" xmlns:w16sdtdh="http://schemas.microsoft.com/office/word/2020/wordml/sdtdatahash" xmlns:w16se="http://schemas.microsoft.com/office/word/2015/wordml/symex" xmlns:wpg="http://schemas.microsoft.com/office/word/2010/wordprocessingGroup" xmlns:wpi="http://schemas.microsoft.com/office/word/2010/wordprocessingInk" xmlns:wne="http://schemas.microsoft.com/office/word/2006/wordml" xmlns:wps="http://schemas.microsoft.com/office/word/2010/wordprocessingShape" mc:Ignorable="w14 w15 w16se w16cid w16 w16cex w16sdtdh wp14">
+<w:hdr xmlns:wpc="http://schemas.microsoft.com/office/word/2010/wordprocessingCanvas" xmlns:cx="http://schemas.microsoft.com/office/drawing/2014/chartex" xmlns:cx1="http://schemas.microsoft.com/office/drawing/2015/9/8/chartex" xmlns:cx2="http://schemas.microsoft.com/office/drawing/2015/10/21/chartex" xmlns:cx3="http://schemas.microsoft.com/office/drawing/2016/5/9/chartex" xmlns:cx4="http://schemas.microsoft.com/office/drawing/2016/5/10/chartex" xmlns:cx5="http://schemas.microsoft.com/office/drawing/2016/5/11/chartex" xmlns:cx6="http://schemas.microsoft.com/office/drawing/2016/5/12/chartex" xmlns:cx7="http://schemas.microsoft.com/office/drawing/2016/5/13/chartex" xmlns:cx8="http://schemas.microsoft.com/office/drawing/2016/5/14/chartex" xmlns:mc="http://schemas.openxmlformats.org/markup-compatibility/2006" xmlns:aink="http://schemas.microsoft.com/office/drawing/2016/ink" xmlns:am3d="http://schemas.microsoft.com/office/drawing/2017/model3d" xmlns:o="urn:schemas-microsoft-com:office:office" xmlns:oel="http://schemas.microsoft.com/office/2019/extlst" xmlns:r="http://schemas.openxmlformats.org/officeDocument/2006/relationships" xmlns:m="http://schemas.openxmlformats.org/officeDocument/2006/math" xmlns:v="urn:schemas-microsoft-com:vml" xmlns:wp14="http://schemas.microsoft.com/office/word/2010/wordprocessingDrawing" xmlns:wp="http://schemas.openxmlformats.org/drawingml/2006/wordprocessingDrawing" xmlns:w10="urn:schemas-microsoft-com:office:word" xmlns:w="http://schemas.openxmlformats.org/wordprocessingml/2006/main" xmlns:w14="http://schemas.microsoft.com/office/word/2010/wordml" xmlns:w15="http://schemas.microsoft.com/office/word/2012/wordml" xmlns:w16cex="http://schemas.microsoft.com/office/word/2018/wordml/cex" xmlns:w16cid="http://schemas.microsoft.com/office/word/2016/wordml/cid" xmlns:w16="http://schemas.microsoft.com/office/word/2018/wordml" xmlns:w16sdtdh="http://schemas.microsoft.com/office/word/2020/wordml/sdtdatahash" xmlns:w16se="http://schemas.microsoft.com/office/word/2015/wordml/symex" xmlns:wpg="http://schemas.microsoft.com/office/word/2010/wordprocessingGroup" xmlns:wpi="http://schemas.microsoft.com/office/word/2010/wordprocessingInk" xmlns:wne="http://schemas.microsoft.com/office/word/2006/wordml" xmlns:wps="http://schemas.microsoft.com/office/word/2010/wordprocessingShape" mc:Ignorable="w14 w15 w16se w16cid w16 w16cex w16sdtdh wp14">
   <w:tbl>
     <w:tblPr>
       <w:tblW w:w="5000" w:type="pct"/>
@@ -26197,7 +26288,7 @@
 </file>
 
 <file path=word/header2.xml><?xml version="1.0" encoding="utf-8"?>
-<w:hdr xmlns:wpc="http://schemas.microsoft.com/office/word/2010/wordprocessingCanvas" xmlns:cx="http://schemas.microsoft.com/office/drawing/2014/chartex" xmlns:cx1="http://schemas.microsoft.com/office/drawing/2015/9/8/chartex" xmlns:cx2="http://schemas.microsoft.com/office/drawing/2015/10/21/chartex" xmlns:cx3="http://schemas.microsoft.com/office/drawing/2016/5/9/chartex" xmlns:cx4="http://schemas.microsoft.com/office/drawing/2016/5/10/chartex" xmlns:cx5="http://schemas.microsoft.com/office/drawing/2016/5/11/chartex" xmlns:cx6="http://schemas.microsoft.com/office/drawing/2016/5/12/chartex" xmlns:cx7="http://schemas.microsoft.com/office/drawing/2016/5/13/chartex" xmlns:cx8="http://schemas.microsoft.com/office/drawing/2016/5/14/chartex" xmlns:mc="http://schemas.openxmlformats.org/markup-compatibility/2006" xmlns:aink="http://schemas.microsoft.com/office/drawing/2016/ink" xmlns:am3d="http://schemas.microsoft.com/office/drawing/2017/model3d" xmlns:o="urn:schemas-microsoft-com:office:office" xmlns:r="http://schemas.openxmlformats.org/officeDocument/2006/relationships" xmlns:m="http://schemas.openxmlformats.org/officeDocument/2006/math" xmlns:v="urn:schemas-microsoft-com:vml" xmlns:wp14="http://schemas.microsoft.com/office/word/2010/wordprocessingDrawing" xmlns:wp="http://schemas.openxmlformats.org/drawingml/2006/wordprocessingDrawing" xmlns:w10="urn:schemas-microsoft-com:office:word" xmlns:w="http://schemas.openxmlformats.org/wordprocessingml/2006/main" xmlns:w14="http://schemas.microsoft.com/office/word/2010/wordml" xmlns:w15="http://schemas.microsoft.com/office/word/2012/wordml" xmlns:w16cex="http://schemas.microsoft.com/office/word/2018/wordml/cex" xmlns:w16cid="http://schemas.microsoft.com/office/word/2016/wordml/cid" xmlns:w16="http://schemas.microsoft.com/office/word/2018/wordml" xmlns:w16sdtdh="http://schemas.microsoft.com/office/word/2020/wordml/sdtdatahash" xmlns:w16se="http://schemas.microsoft.com/office/word/2015/wordml/symex" xmlns:wpg="http://schemas.microsoft.com/office/word/2010/wordprocessingGroup" xmlns:wpi="http://schemas.microsoft.com/office/word/2010/wordprocessingInk" xmlns:wne="http://schemas.microsoft.com/office/word/2006/wordml" xmlns:wps="http://schemas.microsoft.com/office/word/2010/wordprocessingShape" mc:Ignorable="w14 w15 w16se w16cid w16 w16cex w16sdtdh wp14">
+<w:hdr xmlns:wpc="http://schemas.microsoft.com/office/word/2010/wordprocessingCanvas" xmlns:cx="http://schemas.microsoft.com/office/drawing/2014/chartex" xmlns:cx1="http://schemas.microsoft.com/office/drawing/2015/9/8/chartex" xmlns:cx2="http://schemas.microsoft.com/office/drawing/2015/10/21/chartex" xmlns:cx3="http://schemas.microsoft.com/office/drawing/2016/5/9/chartex" xmlns:cx4="http://schemas.microsoft.com/office/drawing/2016/5/10/chartex" xmlns:cx5="http://schemas.microsoft.com/office/drawing/2016/5/11/chartex" xmlns:cx6="http://schemas.microsoft.com/office/drawing/2016/5/12/chartex" xmlns:cx7="http://schemas.microsoft.com/office/drawing/2016/5/13/chartex" xmlns:cx8="http://schemas.microsoft.com/office/drawing/2016/5/14/chartex" xmlns:mc="http://schemas.openxmlformats.org/markup-compatibility/2006" xmlns:aink="http://schemas.microsoft.com/office/drawing/2016/ink" xmlns:am3d="http://schemas.microsoft.com/office/drawing/2017/model3d" xmlns:o="urn:schemas-microsoft-com:office:office" xmlns:oel="http://schemas.microsoft.com/office/2019/extlst" xmlns:r="http://schemas.openxmlformats.org/officeDocument/2006/relationships" xmlns:m="http://schemas.openxmlformats.org/officeDocument/2006/math" xmlns:v="urn:schemas-microsoft-com:vml" xmlns:wp14="http://schemas.microsoft.com/office/word/2010/wordprocessingDrawing" xmlns:wp="http://schemas.openxmlformats.org/drawingml/2006/wordprocessingDrawing" xmlns:w10="urn:schemas-microsoft-com:office:word" xmlns:w="http://schemas.openxmlformats.org/wordprocessingml/2006/main" xmlns:w14="http://schemas.microsoft.com/office/word/2010/wordml" xmlns:w15="http://schemas.microsoft.com/office/word/2012/wordml" xmlns:w16cex="http://schemas.microsoft.com/office/word/2018/wordml/cex" xmlns:w16cid="http://schemas.microsoft.com/office/word/2016/wordml/cid" xmlns:w16="http://schemas.microsoft.com/office/word/2018/wordml" xmlns:w16sdtdh="http://schemas.microsoft.com/office/word/2020/wordml/sdtdatahash" xmlns:w16se="http://schemas.microsoft.com/office/word/2015/wordml/symex" xmlns:wpg="http://schemas.microsoft.com/office/word/2010/wordprocessingGroup" xmlns:wpi="http://schemas.microsoft.com/office/word/2010/wordprocessingInk" xmlns:wne="http://schemas.microsoft.com/office/word/2006/wordml" xmlns:wps="http://schemas.microsoft.com/office/word/2010/wordprocessingShape" mc:Ignorable="w14 w15 w16se w16cid w16 w16cex w16sdtdh wp14">
   <w:p>
     <w:pPr>
       <w:pStyle w:val="a9"/>
@@ -26220,7 +26311,7 @@
 </file>
 
 <file path=word/numbering.xml><?xml version="1.0" encoding="utf-8"?>
-<w:numbering xmlns:wpc="http://schemas.microsoft.com/office/word/2010/wordprocessingCanvas" xmlns:cx="http://schemas.microsoft.com/office/drawing/2014/chartex" xmlns:cx1="http://schemas.microsoft.com/office/drawing/2015/9/8/chartex" xmlns:cx2="http://schemas.microsoft.com/office/drawing/2015/10/21/chartex" xmlns:cx3="http://schemas.microsoft.com/office/drawing/2016/5/9/chartex" xmlns:cx4="http://schemas.microsoft.com/office/drawing/2016/5/10/chartex" xmlns:cx5="http://schemas.microsoft.com/office/drawing/2016/5/11/chartex" xmlns:cx6="http://schemas.microsoft.com/office/drawing/2016/5/12/chartex" xmlns:cx7="http://schemas.microsoft.com/office/drawing/2016/5/13/chartex" xmlns:cx8="http://schemas.microsoft.com/office/drawing/2016/5/14/chartex" xmlns:mc="http://schemas.openxmlformats.org/markup-compatibility/2006" xmlns:aink="http://schemas.microsoft.com/office/drawing/2016/ink" xmlns:am3d="http://schemas.microsoft.com/office/drawing/2017/model3d" xmlns:o="urn:schemas-microsoft-com:office:office" xmlns:r="http://schemas.openxmlformats.org/officeDocument/2006/relationships" xmlns:m="http://schemas.openxmlformats.org/officeDocument/2006/math" xmlns:v="urn:schemas-microsoft-com:vml" xmlns:wp14="http://schemas.microsoft.com/office/word/2010/wordprocessingDrawing" xmlns:wp="http://schemas.openxmlformats.org/drawingml/2006/wordprocessingDrawing" xmlns:w10="urn:schemas-microsoft-com:office:word" xmlns:w="http://schemas.openxmlformats.org/wordprocessingml/2006/main" xmlns:w14="http://schemas.microsoft.com/office/word/2010/wordml" xmlns:w15="http://schemas.microsoft.com/office/word/2012/wordml" xmlns:w16cex="http://schemas.microsoft.com/office/word/2018/wordml/cex" xmlns:w16cid="http://schemas.microsoft.com/office/word/2016/wordml/cid" xmlns:w16="http://schemas.microsoft.com/office/word/2018/wordml" xmlns:w16sdtdh="http://schemas.microsoft.com/office/word/2020/wordml/sdtdatahash" xmlns:w16se="http://schemas.microsoft.com/office/word/2015/wordml/symex" xmlns:wpg="http://schemas.microsoft.com/office/word/2010/wordprocessingGroup" xmlns:wpi="http://schemas.microsoft.com/office/word/2010/wordprocessingInk" xmlns:wne="http://schemas.microsoft.com/office/word/2006/wordml" xmlns:wps="http://schemas.microsoft.com/office/word/2010/wordprocessingShape" mc:Ignorable="w14 w15 w16se w16cid w16 w16cex w16sdtdh wp14">
+<w:numbering xmlns:wpc="http://schemas.microsoft.com/office/word/2010/wordprocessingCanvas" xmlns:cx="http://schemas.microsoft.com/office/drawing/2014/chartex" xmlns:cx1="http://schemas.microsoft.com/office/drawing/2015/9/8/chartex" xmlns:cx2="http://schemas.microsoft.com/office/drawing/2015/10/21/chartex" xmlns:cx3="http://schemas.microsoft.com/office/drawing/2016/5/9/chartex" xmlns:cx4="http://schemas.microsoft.com/office/drawing/2016/5/10/chartex" xmlns:cx5="http://schemas.microsoft.com/office/drawing/2016/5/11/chartex" xmlns:cx6="http://schemas.microsoft.com/office/drawing/2016/5/12/chartex" xmlns:cx7="http://schemas.microsoft.com/office/drawing/2016/5/13/chartex" xmlns:cx8="http://schemas.microsoft.com/office/drawing/2016/5/14/chartex" xmlns:mc="http://schemas.openxmlformats.org/markup-compatibility/2006" xmlns:aink="http://schemas.microsoft.com/office/drawing/2016/ink" xmlns:am3d="http://schemas.microsoft.com/office/drawing/2017/model3d" xmlns:o="urn:schemas-microsoft-com:office:office" xmlns:oel="http://schemas.microsoft.com/office/2019/extlst" xmlns:r="http://schemas.openxmlformats.org/officeDocument/2006/relationships" xmlns:m="http://schemas.openxmlformats.org/officeDocument/2006/math" xmlns:v="urn:schemas-microsoft-com:vml" xmlns:wp14="http://schemas.microsoft.com/office/word/2010/wordprocessingDrawing" xmlns:wp="http://schemas.openxmlformats.org/drawingml/2006/wordprocessingDrawing" xmlns:w10="urn:schemas-microsoft-com:office:word" xmlns:w="http://schemas.openxmlformats.org/wordprocessingml/2006/main" xmlns:w14="http://schemas.microsoft.com/office/word/2010/wordml" xmlns:w15="http://schemas.microsoft.com/office/word/2012/wordml" xmlns:w16cex="http://schemas.microsoft.com/office/word/2018/wordml/cex" xmlns:w16cid="http://schemas.microsoft.com/office/word/2016/wordml/cid" xmlns:w16="http://schemas.microsoft.com/office/word/2018/wordml" xmlns:w16sdtdh="http://schemas.microsoft.com/office/word/2020/wordml/sdtdatahash" xmlns:w16se="http://schemas.microsoft.com/office/word/2015/wordml/symex" xmlns:wpg="http://schemas.microsoft.com/office/word/2010/wordprocessingGroup" xmlns:wpi="http://schemas.microsoft.com/office/word/2010/wordprocessingInk" xmlns:wne="http://schemas.microsoft.com/office/word/2006/wordml" xmlns:wps="http://schemas.microsoft.com/office/word/2010/wordprocessingShape" mc:Ignorable="w14 w15 w16se w16cid w16 w16cex w16sdtdh wp14">
   <w:abstractNum w:abstractNumId="0" w15:restartNumberingAfterBreak="0">
     <w:nsid w:val="ACA90826"/>
     <w:multiLevelType w:val="singleLevel"/>
@@ -26595,7 +26686,7 @@
       </w:pPr>
     </w:lvl>
   </w:abstractNum>
-  <w:num w:numId="1">
+  <w:num w:numId="1" w16cid:durableId="1496384880">
     <w:abstractNumId w:val="4"/>
     <w:lvlOverride w:ilvl="0">
       <w:startOverride w:val="1"/>
@@ -26625,16 +26716,16 @@
       <w:startOverride w:val="1"/>
     </w:lvlOverride>
   </w:num>
-  <w:num w:numId="2">
+  <w:num w:numId="2" w16cid:durableId="171144579">
     <w:abstractNumId w:val="1"/>
   </w:num>
-  <w:num w:numId="3">
+  <w:num w:numId="3" w16cid:durableId="97140093">
     <w:abstractNumId w:val="2"/>
   </w:num>
-  <w:num w:numId="4">
+  <w:num w:numId="4" w16cid:durableId="2077429433">
     <w:abstractNumId w:val="3"/>
   </w:num>
-  <w:num w:numId="5">
+  <w:num w:numId="5" w16cid:durableId="218055467">
     <w:abstractNumId w:val="0"/>
   </w:num>
 </w:numbering>
@@ -35693,6 +35784,10 @@
 </file>
 
 <file path=customXml/item1.xml><?xml version="1.0" encoding="utf-8"?>
+<b:Sources xmlns:b="http://schemas.openxmlformats.org/officeDocument/2006/bibliography" xmlns="http://schemas.openxmlformats.org/officeDocument/2006/bibliography" SelectedStyle="\APASixthEditionOfficeOnline.xsl" StyleName="APA" Version="6"/>
+</file>
+
+<file path=customXml/item2.xml><?xml version="1.0" encoding="utf-8"?>
 <s:customData xmlns="http://www.wps.cn/officeDocument/2013/wpsCustomData" xmlns:s="http://www.wps.cn/officeDocument/2013/wpsCustomData">
   <customSectProps>
     <customSectPr/>
@@ -35703,22 +35798,18 @@
 </s:customData>
 </file>
 
-<file path=customXml/item2.xml><?xml version="1.0" encoding="utf-8"?>
-<b:Sources xmlns:b="http://schemas.openxmlformats.org/officeDocument/2006/bibliography" xmlns="http://schemas.openxmlformats.org/officeDocument/2006/bibliography" SelectedStyle="\APASixthEditionOfficeOnline.xsl" StyleName="APA" Version="6"/>
+<file path=customXml/itemProps1.xml><?xml version="1.0" encoding="utf-8"?>
+<ds:datastoreItem xmlns:ds="http://schemas.openxmlformats.org/officeDocument/2006/customXml" ds:itemID="{32252A47-5B84-49D0-BFD8-00A30ACA46B3}">
+  <ds:schemaRefs>
+    <ds:schemaRef ds:uri="http://schemas.openxmlformats.org/officeDocument/2006/bibliography"/>
+  </ds:schemaRefs>
+</ds:datastoreItem>
 </file>
 
-<file path=customXml/itemProps1.xml><?xml version="1.0" encoding="utf-8"?>
+<file path=customXml/itemProps2.xml><?xml version="1.0" encoding="utf-8"?>
 <ds:datastoreItem xmlns:ds="http://schemas.openxmlformats.org/officeDocument/2006/customXml" ds:itemID="{B1977F7D-205B-4081-913C-38D41E755F92}">
   <ds:schemaRefs>
     <ds:schemaRef ds:uri="http://www.wps.cn/officeDocument/2013/wpsCustomData"/>
   </ds:schemaRefs>
 </ds:datastoreItem>
-</file>
-
-<file path=customXml/itemProps2.xml><?xml version="1.0" encoding="utf-8"?>
-<ds:datastoreItem xmlns:ds="http://schemas.openxmlformats.org/officeDocument/2006/customXml" ds:itemID="{32252A47-5B84-49D0-BFD8-00A30ACA46B3}">
-  <ds:schemaRefs>
-    <ds:schemaRef ds:uri="http://schemas.openxmlformats.org/officeDocument/2006/bibliography"/>
-  </ds:schemaRefs>
-</ds:datastoreItem>
 </file>